--- a/fixtures/real-layout/improvised/received-2026-09-04.docx
+++ b/fixtures/real-layout/improvised/received-2026-09-04.docx
@@ -716,7 +716,7 @@
               <w:t xml:space="preserve">Submitted By: </w:t>
             </w:r>
             <w:r>
-              <w:t xml:space="preserve"> Senna Brisk</w:t>
+              <w:t xml:space="preserve"> Calla Thorne-Ames</w:t>
             </w:r>
           </w:p>
         </w:tc>
@@ -900,19 +900,19 @@
               <w:br/>
             </w:r>
             <w:r>
-              <w:t>653 Larkspur Way</w:t>
+              <w:t>871 Quarry Hill Road</w:t>
               <w:br/>
             </w:r>
             <w:r>
-              <w:t>Orrin Bay, NY 14999</w:t>
+              <w:t>Velmora Heights, NJ 07998</w:t>
               <w:br/>
             </w:r>
             <w:r>
-              <w:t>(201) 555-0189</w:t>
+              <w:t>(201) 555-0110</w:t>
               <w:br/>
             </w:r>
             <w:r>
-              <w:t>senna.brisk@rxd.example</w:t>
+              <w:t>calla.thorne-ames@rxd.example</w:t>
             </w:r>
           </w:p>
         </w:tc>
@@ -998,7 +998,7 @@
               </w:rPr>
             </w:pPr>
             <w:r>
-              <w:t>Senna Brisk</w:t>
+              <w:t>Calla Thorne-Ames</w:t>
             </w:r>
           </w:p>
         </w:tc>
@@ -1092,7 +1092,7 @@
               </w:rPr>
             </w:pPr>
             <w:r>
-              <w:t>(201) 555-0189</w:t>
+              <w:t>(201) 555-0110</w:t>
             </w:r>
           </w:p>
         </w:tc>
@@ -1186,7 +1186,7 @@
               </w:rPr>
             </w:pPr>
             <w:r>
-              <w:t>senna.brisk@rxd.example</w:t>
+              <w:t>calla.thorne-ames@rxd.example</w:t>
             </w:r>
           </w:p>
         </w:tc>

--- a/fixtures/real-layout/improvised/received-2026-09-04.docx
+++ b/fixtures/real-layout/improvised/received-2026-09-04.docx
@@ -716,7 +716,7 @@
               <w:t xml:space="preserve">Submitted By: </w:t>
             </w:r>
             <w:r>
-              <w:t xml:space="preserve"> Calla Thorne-Ames</w:t>
+              <w:t xml:space="preserve"> Maren Brisk</w:t>
             </w:r>
           </w:p>
         </w:tc>
@@ -900,7 +900,7 @@
               <w:br/>
             </w:r>
             <w:r>
-              <w:t>871 Quarry Hill Road</w:t>
+              <w:t>251 Quarry Hill Road</w:t>
               <w:br/>
             </w:r>
             <w:r>
@@ -908,11 +908,11 @@
               <w:br/>
             </w:r>
             <w:r>
-              <w:t>(201) 555-0110</w:t>
+              <w:t>(201) 555-0158</w:t>
               <w:br/>
             </w:r>
             <w:r>
-              <w:t>calla.thorne-ames@rxd.example</w:t>
+              <w:t>maren.brisk@rxd.example</w:t>
             </w:r>
           </w:p>
         </w:tc>
@@ -998,7 +998,7 @@
               </w:rPr>
             </w:pPr>
             <w:r>
-              <w:t>Calla Thorne-Ames</w:t>
+              <w:t>Maren Brisk</w:t>
             </w:r>
           </w:p>
         </w:tc>
@@ -1092,7 +1092,7 @@
               </w:rPr>
             </w:pPr>
             <w:r>
-              <w:t>(201) 555-0110</w:t>
+              <w:t>(201) 555-0158</w:t>
             </w:r>
           </w:p>
         </w:tc>
@@ -1186,7 +1186,7 @@
               </w:rPr>
             </w:pPr>
             <w:r>
-              <w:t>calla.thorne-ames@rxd.example</w:t>
+              <w:t>maren.brisk@rxd.example</w:t>
             </w:r>
           </w:p>
         </w:tc>
